--- a/Cloud-Databases/Alliah Company Scenario.docx
+++ b/Cloud-Databases/Alliah Company Scenario.docx
@@ -1,10 +1,10 @@
 
 <file path=word/document.xml><?xml version="1.0" encoding="utf-8"?>
-<w:document xmlns:wpc="http://schemas.microsoft.com/office/word/2010/wordprocessingCanvas" xmlns:cx="http://schemas.microsoft.com/office/drawing/2014/chartex" xmlns:cx1="http://schemas.microsoft.com/office/drawing/2015/9/8/chartex" xmlns:cx2="http://schemas.microsoft.com/office/drawing/2015/10/21/chartex" xmlns:cx3="http://schemas.microsoft.com/office/drawing/2016/5/9/chartex" xmlns:cx4="http://schemas.microsoft.com/office/drawing/2016/5/10/chartex" xmlns:cx5="http://schemas.microsoft.com/office/drawing/2016/5/11/chartex" xmlns:cx6="http://schemas.microsoft.com/office/drawing/2016/5/12/chartex" xmlns:cx7="http://schemas.microsoft.com/office/drawing/2016/5/13/chartex" xmlns:cx8="http://schemas.microsoft.com/office/drawing/2016/5/14/chartex" xmlns:mc="http://schemas.openxmlformats.org/markup-compatibility/2006" xmlns:aink="http://schemas.microsoft.com/office/drawing/2016/ink" xmlns:am3d="http://schemas.microsoft.com/office/drawing/2017/model3d" xmlns:o="urn:schemas-microsoft-com:office:office" xmlns:oel="http://schemas.microsoft.com/office/2019/extlst" xmlns:r="http://schemas.openxmlformats.org/officeDocument/2006/relationships" xmlns:m="http://schemas.openxmlformats.org/officeDocument/2006/math" xmlns:v="urn:schemas-microsoft-com:vml" xmlns:wp14="http://schemas.microsoft.com/office/word/2010/wordprocessingDrawing" xmlns:wp="http://schemas.openxmlformats.org/drawingml/2006/wordprocessingDrawing" xmlns:w10="urn:schemas-microsoft-com:office:word" xmlns:w="http://schemas.openxmlformats.org/wordprocessingml/2006/main" xmlns:w14="http://schemas.microsoft.com/office/word/2010/wordml" xmlns:w15="http://schemas.microsoft.com/office/word/2012/wordml" xmlns:w16cex="http://schemas.microsoft.com/office/word/2018/wordml/cex" xmlns:w16cid="http://schemas.microsoft.com/office/word/2016/wordml/cid" xmlns:w16="http://schemas.microsoft.com/office/word/2018/wordml" xmlns:w16du="http://schemas.microsoft.com/office/word/2023/wordml/word16du" xmlns:w16sdtdh="http://schemas.microsoft.com/office/word/2020/wordml/sdtdatahash" xmlns:w16sdtfl="http://schemas.microsoft.com/office/word/2024/wordml/sdtformatlock" xmlns:w16se="http://schemas.microsoft.com/office/word/2015/wordml/symex" xmlns:wpg="http://schemas.microsoft.com/office/word/2010/wordprocessingGroup" xmlns:wpi="http://schemas.microsoft.com/office/word/2010/wordprocessingInk" xmlns:wne="http://schemas.microsoft.com/office/word/2006/wordml" xmlns:wps="http://schemas.microsoft.com/office/word/2010/wordprocessingShape" mc:Ignorable="w14 w15 w16se w16cid w16 w16cex w16sdtdh w16sdtfl w16du wp14">
+<w:document xmlns:wpc="http://schemas.microsoft.com/office/word/2010/wordprocessingCanvas" xmlns:cx="http://schemas.microsoft.com/office/drawing/2014/chartex" xmlns:cx1="http://schemas.microsoft.com/office/drawing/2015/9/8/chartex" xmlns:cx2="http://schemas.microsoft.com/office/drawing/2015/10/21/chartex" xmlns:cx3="http://schemas.microsoft.com/office/drawing/2016/5/9/chartex" xmlns:cx4="http://schemas.microsoft.com/office/drawing/2016/5/10/chartex" xmlns:cx5="http://schemas.microsoft.com/office/drawing/2016/5/11/chartex" xmlns:cx6="http://schemas.microsoft.com/office/drawing/2016/5/12/chartex" xmlns:cx7="http://schemas.microsoft.com/office/drawing/2016/5/13/chartex" xmlns:cx8="http://schemas.microsoft.com/office/drawing/2016/5/14/chartex" xmlns:mc="http://schemas.openxmlformats.org/markup-compatibility/2006" xmlns:aink="http://schemas.microsoft.com/office/drawing/2016/ink" xmlns:am3d="http://schemas.microsoft.com/office/drawing/2017/model3d" xmlns:o="urn:schemas-microsoft-com:office:office" xmlns:oel="http://schemas.microsoft.com/office/2019/extlst" xmlns:r="http://schemas.openxmlformats.org/officeDocument/2006/relationships" xmlns:m="http://schemas.openxmlformats.org/officeDocument/2006/math" xmlns:v="urn:schemas-microsoft-com:vml" xmlns:wp14="http://schemas.microsoft.com/office/word/2010/wordprocessingDrawing" xmlns:wp="http://schemas.openxmlformats.org/drawingml/2006/wordprocessingDrawing" xmlns:w10="urn:schemas-microsoft-com:office:word" xmlns:w="http://schemas.openxmlformats.org/wordprocessingml/2006/main" xmlns:w14="http://schemas.microsoft.com/office/word/2010/wordml" xmlns:w15="http://schemas.microsoft.com/office/word/2012/wordml" xmlns:w16cex="http://schemas.microsoft.com/office/word/2018/wordml/cex" xmlns:w16cid="http://schemas.microsoft.com/office/word/2016/wordml/cid" xmlns:w16="http://schemas.microsoft.com/office/word/2018/wordml" xmlns:w16du="http://schemas.microsoft.com/office/word/2023/wordml/word16du" xmlns:w16sdtdh="http://schemas.microsoft.com/office/word/2020/wordml/sdtdatahash" xmlns:w16se="http://schemas.microsoft.com/office/word/2015/wordml/symex" xmlns:wpg="http://schemas.microsoft.com/office/word/2010/wordprocessingGroup" xmlns:wpi="http://schemas.microsoft.com/office/word/2010/wordprocessingInk" xmlns:wne="http://schemas.microsoft.com/office/word/2006/wordml" xmlns:wps="http://schemas.microsoft.com/office/word/2010/wordprocessingShape" mc:Ignorable="w14 w15 w16se w16cid w16 w16cex w16sdtdh w16du wp14">
   <w:body>
     <w:p>
       <w:pPr>
-        <w:spacing w:after="0" w:line="276" w:lineRule="auto"/>
+        <w:spacing w:after="0" w:line="240" w:lineRule="auto"/>
         <w:jc w:val="center"/>
         <w:rPr>
           <w:rFonts w:ascii="Baskerville Old Face" w:hAnsi="Baskerville Old Face" w:cs="Arial"/>
@@ -29,7 +29,7 @@
     </w:p>
     <w:p>
       <w:pPr>
-        <w:spacing w:after="0" w:line="276" w:lineRule="auto"/>
+        <w:spacing w:after="0" w:line="240" w:lineRule="auto"/>
         <w:rPr>
           <w:rFonts w:ascii="Verdana" w:eastAsia="Calibri" w:hAnsi="Verdana" w:cs="Calibri"/>
         </w:rPr>
@@ -103,7 +103,7 @@
     </w:p>
     <w:p>
       <w:pPr>
-        <w:spacing w:after="0" w:line="276" w:lineRule="auto"/>
+        <w:spacing w:after="0" w:line="240" w:lineRule="auto"/>
         <w:rPr>
           <w:rFonts w:ascii="Verdana" w:eastAsia="Calibri" w:hAnsi="Verdana" w:cs="Calibri"/>
         </w:rPr>
@@ -154,43 +154,37 @@
         <w:rPr>
           <w:rFonts w:ascii="Verdana" w:eastAsia="Calibri" w:hAnsi="Verdana" w:cs="Calibri"/>
         </w:rPr>
-        <w:t xml:space="preserve">Timing considerations are paramount, as Alliah Company requires a process </w:t>
+        <w:t>Timing considerations are paramount, as Alliah Company requires a process that operates on a schedule to ensure that data pipelines can receive and push data in real</w:t>
+      </w:r>
+      <w:r>
+        <w:rPr>
+          <w:rFonts w:ascii="Verdana" w:eastAsia="Calibri" w:hAnsi="Verdana" w:cs="Calibri"/>
+        </w:rPr>
+        <w:t xml:space="preserve"> </w:t>
+      </w:r>
+      <w:r>
+        <w:rPr>
+          <w:rFonts w:ascii="Verdana" w:eastAsia="Calibri" w:hAnsi="Verdana" w:cs="Calibri"/>
+        </w:rPr>
+        <w:t>time. This is crucial for maintaining a competitive edge in the fast-paced world of online retail, where data-driven decisions must be made swiftly and accurately.</w:t>
+      </w:r>
+      <w:r>
+        <w:rPr>
+          <w:rFonts w:ascii="Verdana" w:hAnsi="Verdana"/>
+        </w:rPr>
+        <w:br/>
+      </w:r>
+      <w:r>
+        <w:rPr>
+          <w:rFonts w:ascii="Verdana" w:hAnsi="Verdana"/>
+        </w:rPr>
+        <w:br/>
       </w:r>
       <w:r>
         <w:rPr>
           <w:rFonts w:ascii="Verdana" w:eastAsia="Calibri" w:hAnsi="Verdana" w:cs="Calibri"/>
         </w:rPr>
         <w:lastRenderedPageBreak/>
-        <w:t>that operates on a schedule to ensure that data pipelines can receive and push data in real</w:t>
-      </w:r>
-      <w:r>
-        <w:rPr>
-          <w:rFonts w:ascii="Verdana" w:eastAsia="Calibri" w:hAnsi="Verdana" w:cs="Calibri"/>
-        </w:rPr>
-        <w:t xml:space="preserve"> </w:t>
-      </w:r>
-      <w:r>
-        <w:rPr>
-          <w:rFonts w:ascii="Verdana" w:eastAsia="Calibri" w:hAnsi="Verdana" w:cs="Calibri"/>
-        </w:rPr>
-        <w:t>time. This is crucial for maintaining a competitive edge in the fast-paced world of online retail, where data-driven decisions must be made swiftly and accurately.</w:t>
-      </w:r>
-      <w:r>
-        <w:rPr>
-          <w:rFonts w:ascii="Verdana" w:hAnsi="Verdana"/>
-        </w:rPr>
-        <w:br/>
-      </w:r>
-      <w:r>
-        <w:rPr>
-          <w:rFonts w:ascii="Verdana" w:hAnsi="Verdana"/>
-        </w:rPr>
-        <w:br/>
-      </w:r>
-      <w:r>
-        <w:rPr>
-          <w:rFonts w:ascii="Verdana" w:eastAsia="Calibri" w:hAnsi="Verdana" w:cs="Calibri"/>
-        </w:rPr>
         <w:t>In crafting a cloud-based storage solution for Alliah Company, the following considerations will be addressed:</w:t>
       </w:r>
     </w:p>
@@ -201,7 +195,7 @@
           <w:ilvl w:val="0"/>
           <w:numId w:val="2"/>
         </w:numPr>
-        <w:spacing w:after="0" w:line="276" w:lineRule="auto"/>
+        <w:spacing w:after="0" w:line="240" w:lineRule="auto"/>
         <w:rPr>
           <w:rFonts w:ascii="Verdana" w:eastAsia="Calibri" w:hAnsi="Verdana" w:cs="Calibri"/>
         </w:rPr>
@@ -288,7 +282,7 @@
           <w:ilvl w:val="0"/>
           <w:numId w:val="2"/>
         </w:numPr>
-        <w:spacing w:after="0" w:line="276" w:lineRule="auto"/>
+        <w:spacing w:after="0" w:line="240" w:lineRule="auto"/>
         <w:rPr>
           <w:rFonts w:ascii="Verdana" w:eastAsia="Calibri" w:hAnsi="Verdana" w:cs="Calibri"/>
         </w:rPr>
@@ -393,7 +387,7 @@
           <w:ilvl w:val="0"/>
           <w:numId w:val="2"/>
         </w:numPr>
-        <w:spacing w:after="0" w:line="276" w:lineRule="auto"/>
+        <w:spacing w:after="0" w:line="240" w:lineRule="auto"/>
         <w:rPr>
           <w:rFonts w:ascii="Verdana" w:eastAsia="Calibri" w:hAnsi="Verdana" w:cs="Calibri"/>
         </w:rPr>
@@ -452,7 +446,7 @@
           <w:ilvl w:val="0"/>
           <w:numId w:val="2"/>
         </w:numPr>
-        <w:spacing w:after="0" w:line="276" w:lineRule="auto"/>
+        <w:spacing w:after="0" w:line="240" w:lineRule="auto"/>
         <w:rPr>
           <w:rFonts w:ascii="Verdana" w:eastAsia="Calibri" w:hAnsi="Verdana" w:cs="Calibri"/>
         </w:rPr>
@@ -511,7 +505,7 @@
           <w:ilvl w:val="0"/>
           <w:numId w:val="2"/>
         </w:numPr>
-        <w:spacing w:after="0" w:line="276" w:lineRule="auto"/>
+        <w:spacing w:after="0" w:line="240" w:lineRule="auto"/>
         <w:rPr>
           <w:rFonts w:ascii="Verdana" w:eastAsia="Calibri" w:hAnsi="Verdana" w:cs="Calibri"/>
         </w:rPr>
@@ -586,7 +580,7 @@
           <w:ilvl w:val="0"/>
           <w:numId w:val="2"/>
         </w:numPr>
-        <w:spacing w:after="0" w:line="276" w:lineRule="auto"/>
+        <w:spacing w:after="0" w:line="240" w:lineRule="auto"/>
         <w:rPr>
           <w:rFonts w:ascii="Verdana" w:eastAsia="Calibri" w:hAnsi="Verdana" w:cs="Calibri"/>
         </w:rPr>
@@ -629,7 +623,7 @@
           <w:ilvl w:val="0"/>
           <w:numId w:val="2"/>
         </w:numPr>
-        <w:spacing w:after="0" w:line="276" w:lineRule="auto"/>
+        <w:spacing w:after="0" w:line="240" w:lineRule="auto"/>
         <w:rPr>
           <w:rFonts w:ascii="Verdana" w:eastAsia="Calibri" w:hAnsi="Verdana" w:cs="Calibri"/>
         </w:rPr>
@@ -689,7 +683,7 @@
     </w:p>
     <w:p>
       <w:pPr>
-        <w:spacing w:after="0" w:line="276" w:lineRule="auto"/>
+        <w:spacing w:after="0" w:line="240" w:lineRule="auto"/>
         <w:ind w:left="360"/>
         <w:rPr>
           <w:rFonts w:ascii="Verdana" w:eastAsia="Calibri" w:hAnsi="Verdana" w:cs="Calibri"/>
@@ -699,14 +693,7 @@
         <w:rPr>
           <w:rFonts w:ascii="Verdana" w:eastAsia="Calibri" w:hAnsi="Verdana" w:cs="Calibri"/>
         </w:rPr>
-        <w:t xml:space="preserve">Your task as the consultant is to develop a detailed proposal that addresses these considerations and presents a clear, actionable plan for Alliah Company's transition to a cloud-based data storage solution. Your </w:t>
-      </w:r>
-      <w:r>
-        <w:rPr>
-          <w:rFonts w:ascii="Verdana" w:eastAsia="Calibri" w:hAnsi="Verdana" w:cs="Calibri"/>
-        </w:rPr>
-        <w:lastRenderedPageBreak/>
-        <w:t xml:space="preserve">recommendations will pave the way for Alliah Company to scale </w:t>
+        <w:t xml:space="preserve">Your task as the consultant is to develop a detailed proposal that addresses these considerations and presents a clear, actionable plan for Alliah Company's transition to a cloud-based data storage solution. Your recommendations will pave the way for Alliah Company to scale </w:t>
       </w:r>
       <w:r>
         <w:rPr>
@@ -735,7 +722,6 @@
     </w:p>
     <w:p>
       <w:pPr>
-        <w:spacing w:line="276" w:lineRule="auto"/>
         <w:rPr>
           <w:rFonts w:ascii="Verdana" w:hAnsi="Verdana"/>
         </w:rPr>
@@ -753,7 +739,7 @@
 </file>
 
 <file path=word/endnotes.xml><?xml version="1.0" encoding="utf-8"?>
-<w:endnotes xmlns:wpc="http://schemas.microsoft.com/office/word/2010/wordprocessingCanvas" xmlns:cx="http://schemas.microsoft.com/office/drawing/2014/chartex" xmlns:cx1="http://schemas.microsoft.com/office/drawing/2015/9/8/chartex" xmlns:cx2="http://schemas.microsoft.com/office/drawing/2015/10/21/chartex" xmlns:cx3="http://schemas.microsoft.com/office/drawing/2016/5/9/chartex" xmlns:cx4="http://schemas.microsoft.com/office/drawing/2016/5/10/chartex" xmlns:cx5="http://schemas.microsoft.com/office/drawing/2016/5/11/chartex" xmlns:cx6="http://schemas.microsoft.com/office/drawing/2016/5/12/chartex" xmlns:cx7="http://schemas.microsoft.com/office/drawing/2016/5/13/chartex" xmlns:cx8="http://schemas.microsoft.com/office/drawing/2016/5/14/chartex" xmlns:mc="http://schemas.openxmlformats.org/markup-compatibility/2006" xmlns:aink="http://schemas.microsoft.com/office/drawing/2016/ink" xmlns:am3d="http://schemas.microsoft.com/office/drawing/2017/model3d" xmlns:o="urn:schemas-microsoft-com:office:office" xmlns:oel="http://schemas.microsoft.com/office/2019/extlst" xmlns:r="http://schemas.openxmlformats.org/officeDocument/2006/relationships" xmlns:m="http://schemas.openxmlformats.org/officeDocument/2006/math" xmlns:v="urn:schemas-microsoft-com:vml" xmlns:wp14="http://schemas.microsoft.com/office/word/2010/wordprocessingDrawing" xmlns:wp="http://schemas.openxmlformats.org/drawingml/2006/wordprocessingDrawing" xmlns:w10="urn:schemas-microsoft-com:office:word" xmlns:w="http://schemas.openxmlformats.org/wordprocessingml/2006/main" xmlns:w14="http://schemas.microsoft.com/office/word/2010/wordml" xmlns:w15="http://schemas.microsoft.com/office/word/2012/wordml" xmlns:w16cex="http://schemas.microsoft.com/office/word/2018/wordml/cex" xmlns:w16cid="http://schemas.microsoft.com/office/word/2016/wordml/cid" xmlns:w16="http://schemas.microsoft.com/office/word/2018/wordml" xmlns:w16du="http://schemas.microsoft.com/office/word/2023/wordml/word16du" xmlns:w16sdtdh="http://schemas.microsoft.com/office/word/2020/wordml/sdtdatahash" xmlns:w16sdtfl="http://schemas.microsoft.com/office/word/2024/wordml/sdtformatlock" xmlns:w16se="http://schemas.microsoft.com/office/word/2015/wordml/symex" xmlns:wpg="http://schemas.microsoft.com/office/word/2010/wordprocessingGroup" xmlns:wpi="http://schemas.microsoft.com/office/word/2010/wordprocessingInk" xmlns:wne="http://schemas.microsoft.com/office/word/2006/wordml" xmlns:wps="http://schemas.microsoft.com/office/word/2010/wordprocessingShape" mc:Ignorable="w14 w15 w16se w16cid w16 w16cex w16sdtdh w16sdtfl w16du wp14">
+<w:endnotes xmlns:wpc="http://schemas.microsoft.com/office/word/2010/wordprocessingCanvas" xmlns:cx="http://schemas.microsoft.com/office/drawing/2014/chartex" xmlns:cx1="http://schemas.microsoft.com/office/drawing/2015/9/8/chartex" xmlns:cx2="http://schemas.microsoft.com/office/drawing/2015/10/21/chartex" xmlns:cx3="http://schemas.microsoft.com/office/drawing/2016/5/9/chartex" xmlns:cx4="http://schemas.microsoft.com/office/drawing/2016/5/10/chartex" xmlns:cx5="http://schemas.microsoft.com/office/drawing/2016/5/11/chartex" xmlns:cx6="http://schemas.microsoft.com/office/drawing/2016/5/12/chartex" xmlns:cx7="http://schemas.microsoft.com/office/drawing/2016/5/13/chartex" xmlns:cx8="http://schemas.microsoft.com/office/drawing/2016/5/14/chartex" xmlns:mc="http://schemas.openxmlformats.org/markup-compatibility/2006" xmlns:aink="http://schemas.microsoft.com/office/drawing/2016/ink" xmlns:am3d="http://schemas.microsoft.com/office/drawing/2017/model3d" xmlns:o="urn:schemas-microsoft-com:office:office" xmlns:oel="http://schemas.microsoft.com/office/2019/extlst" xmlns:r="http://schemas.openxmlformats.org/officeDocument/2006/relationships" xmlns:m="http://schemas.openxmlformats.org/officeDocument/2006/math" xmlns:v="urn:schemas-microsoft-com:vml" xmlns:wp14="http://schemas.microsoft.com/office/word/2010/wordprocessingDrawing" xmlns:wp="http://schemas.openxmlformats.org/drawingml/2006/wordprocessingDrawing" xmlns:w10="urn:schemas-microsoft-com:office:word" xmlns:w="http://schemas.openxmlformats.org/wordprocessingml/2006/main" xmlns:w14="http://schemas.microsoft.com/office/word/2010/wordml" xmlns:w15="http://schemas.microsoft.com/office/word/2012/wordml" xmlns:w16cex="http://schemas.microsoft.com/office/word/2018/wordml/cex" xmlns:w16cid="http://schemas.microsoft.com/office/word/2016/wordml/cid" xmlns:w16="http://schemas.microsoft.com/office/word/2018/wordml" xmlns:w16du="http://schemas.microsoft.com/office/word/2023/wordml/word16du" xmlns:w16sdtdh="http://schemas.microsoft.com/office/word/2020/wordml/sdtdatahash" xmlns:w16se="http://schemas.microsoft.com/office/word/2015/wordml/symex" xmlns:wpg="http://schemas.microsoft.com/office/word/2010/wordprocessingGroup" xmlns:wpi="http://schemas.microsoft.com/office/word/2010/wordprocessingInk" xmlns:wne="http://schemas.microsoft.com/office/word/2006/wordml" xmlns:wps="http://schemas.microsoft.com/office/word/2010/wordprocessingShape" mc:Ignorable="w14 w15 w16se w16cid w16 w16cex w16sdtdh w16du wp14">
   <w:endnote w:type="separator" w:id="-1">
     <w:p>
       <w:pPr>
@@ -778,7 +764,7 @@
 </file>
 
 <file path=word/footnotes.xml><?xml version="1.0" encoding="utf-8"?>
-<w:footnotes xmlns:wpc="http://schemas.microsoft.com/office/word/2010/wordprocessingCanvas" xmlns:cx="http://schemas.microsoft.com/office/drawing/2014/chartex" xmlns:cx1="http://schemas.microsoft.com/office/drawing/2015/9/8/chartex" xmlns:cx2="http://schemas.microsoft.com/office/drawing/2015/10/21/chartex" xmlns:cx3="http://schemas.microsoft.com/office/drawing/2016/5/9/chartex" xmlns:cx4="http://schemas.microsoft.com/office/drawing/2016/5/10/chartex" xmlns:cx5="http://schemas.microsoft.com/office/drawing/2016/5/11/chartex" xmlns:cx6="http://schemas.microsoft.com/office/drawing/2016/5/12/chartex" xmlns:cx7="http://schemas.microsoft.com/office/drawing/2016/5/13/chartex" xmlns:cx8="http://schemas.microsoft.com/office/drawing/2016/5/14/chartex" xmlns:mc="http://schemas.openxmlformats.org/markup-compatibility/2006" xmlns:aink="http://schemas.microsoft.com/office/drawing/2016/ink" xmlns:am3d="http://schemas.microsoft.com/office/drawing/2017/model3d" xmlns:o="urn:schemas-microsoft-com:office:office" xmlns:oel="http://schemas.microsoft.com/office/2019/extlst" xmlns:r="http://schemas.openxmlformats.org/officeDocument/2006/relationships" xmlns:m="http://schemas.openxmlformats.org/officeDocument/2006/math" xmlns:v="urn:schemas-microsoft-com:vml" xmlns:wp14="http://schemas.microsoft.com/office/word/2010/wordprocessingDrawing" xmlns:wp="http://schemas.openxmlformats.org/drawingml/2006/wordprocessingDrawing" xmlns:w10="urn:schemas-microsoft-com:office:word" xmlns:w="http://schemas.openxmlformats.org/wordprocessingml/2006/main" xmlns:w14="http://schemas.microsoft.com/office/word/2010/wordml" xmlns:w15="http://schemas.microsoft.com/office/word/2012/wordml" xmlns:w16cex="http://schemas.microsoft.com/office/word/2018/wordml/cex" xmlns:w16cid="http://schemas.microsoft.com/office/word/2016/wordml/cid" xmlns:w16="http://schemas.microsoft.com/office/word/2018/wordml" xmlns:w16du="http://schemas.microsoft.com/office/word/2023/wordml/word16du" xmlns:w16sdtdh="http://schemas.microsoft.com/office/word/2020/wordml/sdtdatahash" xmlns:w16sdtfl="http://schemas.microsoft.com/office/word/2024/wordml/sdtformatlock" xmlns:w16se="http://schemas.microsoft.com/office/word/2015/wordml/symex" xmlns:wpg="http://schemas.microsoft.com/office/word/2010/wordprocessingGroup" xmlns:wpi="http://schemas.microsoft.com/office/word/2010/wordprocessingInk" xmlns:wne="http://schemas.microsoft.com/office/word/2006/wordml" xmlns:wps="http://schemas.microsoft.com/office/word/2010/wordprocessingShape" mc:Ignorable="w14 w15 w16se w16cid w16 w16cex w16sdtdh w16sdtfl w16du wp14">
+<w:footnotes xmlns:wpc="http://schemas.microsoft.com/office/word/2010/wordprocessingCanvas" xmlns:cx="http://schemas.microsoft.com/office/drawing/2014/chartex" xmlns:cx1="http://schemas.microsoft.com/office/drawing/2015/9/8/chartex" xmlns:cx2="http://schemas.microsoft.com/office/drawing/2015/10/21/chartex" xmlns:cx3="http://schemas.microsoft.com/office/drawing/2016/5/9/chartex" xmlns:cx4="http://schemas.microsoft.com/office/drawing/2016/5/10/chartex" xmlns:cx5="http://schemas.microsoft.com/office/drawing/2016/5/11/chartex" xmlns:cx6="http://schemas.microsoft.com/office/drawing/2016/5/12/chartex" xmlns:cx7="http://schemas.microsoft.com/office/drawing/2016/5/13/chartex" xmlns:cx8="http://schemas.microsoft.com/office/drawing/2016/5/14/chartex" xmlns:mc="http://schemas.openxmlformats.org/markup-compatibility/2006" xmlns:aink="http://schemas.microsoft.com/office/drawing/2016/ink" xmlns:am3d="http://schemas.microsoft.com/office/drawing/2017/model3d" xmlns:o="urn:schemas-microsoft-com:office:office" xmlns:oel="http://schemas.microsoft.com/office/2019/extlst" xmlns:r="http://schemas.openxmlformats.org/officeDocument/2006/relationships" xmlns:m="http://schemas.openxmlformats.org/officeDocument/2006/math" xmlns:v="urn:schemas-microsoft-com:vml" xmlns:wp14="http://schemas.microsoft.com/office/word/2010/wordprocessingDrawing" xmlns:wp="http://schemas.openxmlformats.org/drawingml/2006/wordprocessingDrawing" xmlns:w10="urn:schemas-microsoft-com:office:word" xmlns:w="http://schemas.openxmlformats.org/wordprocessingml/2006/main" xmlns:w14="http://schemas.microsoft.com/office/word/2010/wordml" xmlns:w15="http://schemas.microsoft.com/office/word/2012/wordml" xmlns:w16cex="http://schemas.microsoft.com/office/word/2018/wordml/cex" xmlns:w16cid="http://schemas.microsoft.com/office/word/2016/wordml/cid" xmlns:w16="http://schemas.microsoft.com/office/word/2018/wordml" xmlns:w16du="http://schemas.microsoft.com/office/word/2023/wordml/word16du" xmlns:w16sdtdh="http://schemas.microsoft.com/office/word/2020/wordml/sdtdatahash" xmlns:w16se="http://schemas.microsoft.com/office/word/2015/wordml/symex" xmlns:wpg="http://schemas.microsoft.com/office/word/2010/wordprocessingGroup" xmlns:wpi="http://schemas.microsoft.com/office/word/2010/wordprocessingInk" xmlns:wne="http://schemas.microsoft.com/office/word/2006/wordml" xmlns:wps="http://schemas.microsoft.com/office/word/2010/wordprocessingShape" mc:Ignorable="w14 w15 w16se w16cid w16 w16cex w16sdtdh w16du wp14">
   <w:footnote w:type="separator" w:id="-1">
     <w:p>
       <w:pPr>
@@ -803,7 +789,7 @@
 </file>
 
 <file path=word/header1.xml><?xml version="1.0" encoding="utf-8"?>
-<w:hdr xmlns:wpc="http://schemas.microsoft.com/office/word/2010/wordprocessingCanvas" xmlns:cx="http://schemas.microsoft.com/office/drawing/2014/chartex" xmlns:cx1="http://schemas.microsoft.com/office/drawing/2015/9/8/chartex" xmlns:cx2="http://schemas.microsoft.com/office/drawing/2015/10/21/chartex" xmlns:cx3="http://schemas.microsoft.com/office/drawing/2016/5/9/chartex" xmlns:cx4="http://schemas.microsoft.com/office/drawing/2016/5/10/chartex" xmlns:cx5="http://schemas.microsoft.com/office/drawing/2016/5/11/chartex" xmlns:cx6="http://schemas.microsoft.com/office/drawing/2016/5/12/chartex" xmlns:cx7="http://schemas.microsoft.com/office/drawing/2016/5/13/chartex" xmlns:cx8="http://schemas.microsoft.com/office/drawing/2016/5/14/chartex" xmlns:mc="http://schemas.openxmlformats.org/markup-compatibility/2006" xmlns:aink="http://schemas.microsoft.com/office/drawing/2016/ink" xmlns:am3d="http://schemas.microsoft.com/office/drawing/2017/model3d" xmlns:o="urn:schemas-microsoft-com:office:office" xmlns:oel="http://schemas.microsoft.com/office/2019/extlst" xmlns:r="http://schemas.openxmlformats.org/officeDocument/2006/relationships" xmlns:m="http://schemas.openxmlformats.org/officeDocument/2006/math" xmlns:v="urn:schemas-microsoft-com:vml" xmlns:wp14="http://schemas.microsoft.com/office/word/2010/wordprocessingDrawing" xmlns:wp="http://schemas.openxmlformats.org/drawingml/2006/wordprocessingDrawing" xmlns:w10="urn:schemas-microsoft-com:office:word" xmlns:w="http://schemas.openxmlformats.org/wordprocessingml/2006/main" xmlns:w14="http://schemas.microsoft.com/office/word/2010/wordml" xmlns:w15="http://schemas.microsoft.com/office/word/2012/wordml" xmlns:w16cex="http://schemas.microsoft.com/office/word/2018/wordml/cex" xmlns:w16cid="http://schemas.microsoft.com/office/word/2016/wordml/cid" xmlns:w16="http://schemas.microsoft.com/office/word/2018/wordml" xmlns:w16du="http://schemas.microsoft.com/office/word/2023/wordml/word16du" xmlns:w16sdtdh="http://schemas.microsoft.com/office/word/2020/wordml/sdtdatahash" xmlns:w16sdtfl="http://schemas.microsoft.com/office/word/2024/wordml/sdtformatlock" xmlns:w16se="http://schemas.microsoft.com/office/word/2015/wordml/symex" xmlns:wpg="http://schemas.microsoft.com/office/word/2010/wordprocessingGroup" xmlns:wpi="http://schemas.microsoft.com/office/word/2010/wordprocessingInk" xmlns:wne="http://schemas.microsoft.com/office/word/2006/wordml" xmlns:wps="http://schemas.microsoft.com/office/word/2010/wordprocessingShape" mc:Ignorable="w14 w15 w16se w16cid w16 w16cex w16sdtdh w16sdtfl w16du wp14">
+<w:hdr xmlns:wpc="http://schemas.microsoft.com/office/word/2010/wordprocessingCanvas" xmlns:cx="http://schemas.microsoft.com/office/drawing/2014/chartex" xmlns:cx1="http://schemas.microsoft.com/office/drawing/2015/9/8/chartex" xmlns:cx2="http://schemas.microsoft.com/office/drawing/2015/10/21/chartex" xmlns:cx3="http://schemas.microsoft.com/office/drawing/2016/5/9/chartex" xmlns:cx4="http://schemas.microsoft.com/office/drawing/2016/5/10/chartex" xmlns:cx5="http://schemas.microsoft.com/office/drawing/2016/5/11/chartex" xmlns:cx6="http://schemas.microsoft.com/office/drawing/2016/5/12/chartex" xmlns:cx7="http://schemas.microsoft.com/office/drawing/2016/5/13/chartex" xmlns:cx8="http://schemas.microsoft.com/office/drawing/2016/5/14/chartex" xmlns:mc="http://schemas.openxmlformats.org/markup-compatibility/2006" xmlns:aink="http://schemas.microsoft.com/office/drawing/2016/ink" xmlns:am3d="http://schemas.microsoft.com/office/drawing/2017/model3d" xmlns:o="urn:schemas-microsoft-com:office:office" xmlns:oel="http://schemas.microsoft.com/office/2019/extlst" xmlns:r="http://schemas.openxmlformats.org/officeDocument/2006/relationships" xmlns:m="http://schemas.openxmlformats.org/officeDocument/2006/math" xmlns:v="urn:schemas-microsoft-com:vml" xmlns:wp14="http://schemas.microsoft.com/office/word/2010/wordprocessingDrawing" xmlns:wp="http://schemas.openxmlformats.org/drawingml/2006/wordprocessingDrawing" xmlns:w10="urn:schemas-microsoft-com:office:word" xmlns:w="http://schemas.openxmlformats.org/wordprocessingml/2006/main" xmlns:w14="http://schemas.microsoft.com/office/word/2010/wordml" xmlns:w15="http://schemas.microsoft.com/office/word/2012/wordml" xmlns:w16cex="http://schemas.microsoft.com/office/word/2018/wordml/cex" xmlns:w16cid="http://schemas.microsoft.com/office/word/2016/wordml/cid" xmlns:w16="http://schemas.microsoft.com/office/word/2018/wordml" xmlns:w16du="http://schemas.microsoft.com/office/word/2023/wordml/word16du" xmlns:w16sdtdh="http://schemas.microsoft.com/office/word/2020/wordml/sdtdatahash" xmlns:w16se="http://schemas.microsoft.com/office/word/2015/wordml/symex" xmlns:wpg="http://schemas.microsoft.com/office/word/2010/wordprocessingGroup" xmlns:wpi="http://schemas.microsoft.com/office/word/2010/wordprocessingInk" xmlns:wne="http://schemas.microsoft.com/office/word/2006/wordml" xmlns:wps="http://schemas.microsoft.com/office/word/2010/wordprocessingShape" mc:Ignorable="w14 w15 w16se w16cid w16 w16cex w16sdtdh w16du wp14">
   <w:p>
     <w:pPr>
       <w:pStyle w:val="Header"/>
@@ -857,7 +843,7 @@
 </file>
 
 <file path=word/numbering.xml><?xml version="1.0" encoding="utf-8"?>
-<w:numbering xmlns:wpc="http://schemas.microsoft.com/office/word/2010/wordprocessingCanvas" xmlns:cx="http://schemas.microsoft.com/office/drawing/2014/chartex" xmlns:cx1="http://schemas.microsoft.com/office/drawing/2015/9/8/chartex" xmlns:cx2="http://schemas.microsoft.com/office/drawing/2015/10/21/chartex" xmlns:cx3="http://schemas.microsoft.com/office/drawing/2016/5/9/chartex" xmlns:cx4="http://schemas.microsoft.com/office/drawing/2016/5/10/chartex" xmlns:cx5="http://schemas.microsoft.com/office/drawing/2016/5/11/chartex" xmlns:cx6="http://schemas.microsoft.com/office/drawing/2016/5/12/chartex" xmlns:cx7="http://schemas.microsoft.com/office/drawing/2016/5/13/chartex" xmlns:cx8="http://schemas.microsoft.com/office/drawing/2016/5/14/chartex" xmlns:mc="http://schemas.openxmlformats.org/markup-compatibility/2006" xmlns:aink="http://schemas.microsoft.com/office/drawing/2016/ink" xmlns:am3d="http://schemas.microsoft.com/office/drawing/2017/model3d" xmlns:o="urn:schemas-microsoft-com:office:office" xmlns:oel="http://schemas.microsoft.com/office/2019/extlst" xmlns:r="http://schemas.openxmlformats.org/officeDocument/2006/relationships" xmlns:m="http://schemas.openxmlformats.org/officeDocument/2006/math" xmlns:v="urn:schemas-microsoft-com:vml" xmlns:wp14="http://schemas.microsoft.com/office/word/2010/wordprocessingDrawing" xmlns:wp="http://schemas.openxmlformats.org/drawingml/2006/wordprocessingDrawing" xmlns:w10="urn:schemas-microsoft-com:office:word" xmlns:w="http://schemas.openxmlformats.org/wordprocessingml/2006/main" xmlns:w14="http://schemas.microsoft.com/office/word/2010/wordml" xmlns:w15="http://schemas.microsoft.com/office/word/2012/wordml" xmlns:w16cex="http://schemas.microsoft.com/office/word/2018/wordml/cex" xmlns:w16cid="http://schemas.microsoft.com/office/word/2016/wordml/cid" xmlns:w16="http://schemas.microsoft.com/office/word/2018/wordml" xmlns:w16du="http://schemas.microsoft.com/office/word/2023/wordml/word16du" xmlns:w16sdtdh="http://schemas.microsoft.com/office/word/2020/wordml/sdtdatahash" xmlns:w16sdtfl="http://schemas.microsoft.com/office/word/2024/wordml/sdtformatlock" xmlns:w16se="http://schemas.microsoft.com/office/word/2015/wordml/symex" xmlns:wpg="http://schemas.microsoft.com/office/word/2010/wordprocessingGroup" xmlns:wpi="http://schemas.microsoft.com/office/word/2010/wordprocessingInk" xmlns:wne="http://schemas.microsoft.com/office/word/2006/wordml" xmlns:wps="http://schemas.microsoft.com/office/word/2010/wordprocessingShape" mc:Ignorable="w14 w15 w16se w16cid w16 w16cex w16sdtdh w16sdtfl w16du wp14">
+<w:numbering xmlns:wpc="http://schemas.microsoft.com/office/word/2010/wordprocessingCanvas" xmlns:cx="http://schemas.microsoft.com/office/drawing/2014/chartex" xmlns:cx1="http://schemas.microsoft.com/office/drawing/2015/9/8/chartex" xmlns:cx2="http://schemas.microsoft.com/office/drawing/2015/10/21/chartex" xmlns:cx3="http://schemas.microsoft.com/office/drawing/2016/5/9/chartex" xmlns:cx4="http://schemas.microsoft.com/office/drawing/2016/5/10/chartex" xmlns:cx5="http://schemas.microsoft.com/office/drawing/2016/5/11/chartex" xmlns:cx6="http://schemas.microsoft.com/office/drawing/2016/5/12/chartex" xmlns:cx7="http://schemas.microsoft.com/office/drawing/2016/5/13/chartex" xmlns:cx8="http://schemas.microsoft.com/office/drawing/2016/5/14/chartex" xmlns:mc="http://schemas.openxmlformats.org/markup-compatibility/2006" xmlns:aink="http://schemas.microsoft.com/office/drawing/2016/ink" xmlns:am3d="http://schemas.microsoft.com/office/drawing/2017/model3d" xmlns:o="urn:schemas-microsoft-com:office:office" xmlns:oel="http://schemas.microsoft.com/office/2019/extlst" xmlns:r="http://schemas.openxmlformats.org/officeDocument/2006/relationships" xmlns:m="http://schemas.openxmlformats.org/officeDocument/2006/math" xmlns:v="urn:schemas-microsoft-com:vml" xmlns:wp14="http://schemas.microsoft.com/office/word/2010/wordprocessingDrawing" xmlns:wp="http://schemas.openxmlformats.org/drawingml/2006/wordprocessingDrawing" xmlns:w10="urn:schemas-microsoft-com:office:word" xmlns:w="http://schemas.openxmlformats.org/wordprocessingml/2006/main" xmlns:w14="http://schemas.microsoft.com/office/word/2010/wordml" xmlns:w15="http://schemas.microsoft.com/office/word/2012/wordml" xmlns:w16cex="http://schemas.microsoft.com/office/word/2018/wordml/cex" xmlns:w16cid="http://schemas.microsoft.com/office/word/2016/wordml/cid" xmlns:w16="http://schemas.microsoft.com/office/word/2018/wordml" xmlns:w16du="http://schemas.microsoft.com/office/word/2023/wordml/word16du" xmlns:w16sdtdh="http://schemas.microsoft.com/office/word/2020/wordml/sdtdatahash" xmlns:w16se="http://schemas.microsoft.com/office/word/2015/wordml/symex" xmlns:wpg="http://schemas.microsoft.com/office/word/2010/wordprocessingGroup" xmlns:wpi="http://schemas.microsoft.com/office/word/2010/wordprocessingInk" xmlns:wne="http://schemas.microsoft.com/office/word/2006/wordml" xmlns:wps="http://schemas.microsoft.com/office/word/2010/wordprocessingShape" mc:Ignorable="w14 w15 w16se w16cid w16 w16cex w16sdtdh w16du wp14">
   <w:abstractNum w:abstractNumId="0" w15:restartNumberingAfterBreak="0">
     <w:nsid w:val="4A4D1DCE"/>
     <w:multiLevelType w:val="hybridMultilevel"/>
@@ -1094,7 +1080,7 @@
 </file>
 
 <file path=word/styles.xml><?xml version="1.0" encoding="utf-8"?>
-<w:styles xmlns:mc="http://schemas.openxmlformats.org/markup-compatibility/2006" xmlns:r="http://schemas.openxmlformats.org/officeDocument/2006/relationships" xmlns:w="http://schemas.openxmlformats.org/wordprocessingml/2006/main" xmlns:w14="http://schemas.microsoft.com/office/word/2010/wordml" xmlns:w15="http://schemas.microsoft.com/office/word/2012/wordml" xmlns:w16cex="http://schemas.microsoft.com/office/word/2018/wordml/cex" xmlns:w16cid="http://schemas.microsoft.com/office/word/2016/wordml/cid" xmlns:w16="http://schemas.microsoft.com/office/word/2018/wordml" xmlns:w16du="http://schemas.microsoft.com/office/word/2023/wordml/word16du" xmlns:w16sdtdh="http://schemas.microsoft.com/office/word/2020/wordml/sdtdatahash" xmlns:w16sdtfl="http://schemas.microsoft.com/office/word/2024/wordml/sdtformatlock" xmlns:w16se="http://schemas.microsoft.com/office/word/2015/wordml/symex" mc:Ignorable="w14 w15 w16se w16cid w16 w16cex w16sdtdh w16sdtfl w16du">
+<w:styles xmlns:mc="http://schemas.openxmlformats.org/markup-compatibility/2006" xmlns:r="http://schemas.openxmlformats.org/officeDocument/2006/relationships" xmlns:w="http://schemas.openxmlformats.org/wordprocessingml/2006/main" xmlns:w14="http://schemas.microsoft.com/office/word/2010/wordml" xmlns:w15="http://schemas.microsoft.com/office/word/2012/wordml" xmlns:w16cex="http://schemas.microsoft.com/office/word/2018/wordml/cex" xmlns:w16cid="http://schemas.microsoft.com/office/word/2016/wordml/cid" xmlns:w16="http://schemas.microsoft.com/office/word/2018/wordml" xmlns:w16du="http://schemas.microsoft.com/office/word/2023/wordml/word16du" xmlns:w16sdtdh="http://schemas.microsoft.com/office/word/2020/wordml/sdtdatahash" xmlns:w16se="http://schemas.microsoft.com/office/word/2015/wordml/symex" mc:Ignorable="w14 w15 w16se w16cid w16 w16cex w16sdtdh w16du">
   <w:docDefaults>
     <w:rPrDefault>
       <w:rPr>
@@ -2437,15 +2423,6 @@
 </file>
 
 <file path=customXml/item1.xml><?xml version="1.0" encoding="utf-8"?>
-<?mso-contentType ?>
-<FormTemplates xmlns="http://schemas.microsoft.com/sharepoint/v3/contenttype/forms">
-  <Display>DocumentLibraryForm</Display>
-  <Edit>DocumentLibraryForm</Edit>
-  <New>DocumentLibraryForm</New>
-</FormTemplates>
-</file>
-
-<file path=customXml/item2.xml><?xml version="1.0" encoding="utf-8"?>
 <p:properties xmlns:p="http://schemas.microsoft.com/office/2006/metadata/properties" xmlns:xsi="http://www.w3.org/2001/XMLSchema-instance" xmlns:pc="http://schemas.microsoft.com/office/infopath/2007/PartnerControls">
   <documentManagement>
     <_ip_UnifiedCompliancePolicyUIAction xmlns="http://schemas.microsoft.com/sharepoint/v3" xsi:nil="true"/>
@@ -2492,6 +2469,15 @@
     <_x0033_rdPartyCertVendor xmlns="0feec74c-ecc7-44c3-9c64-3623cf89ed41" xsi:nil="true"/>
   </documentManagement>
 </p:properties>
+</file>
+
+<file path=customXml/item2.xml><?xml version="1.0" encoding="utf-8"?>
+<?mso-contentType ?>
+<FormTemplates xmlns="http://schemas.microsoft.com/sharepoint/v3/contenttype/forms">
+  <Display>DocumentLibraryForm</Display>
+  <Edit>DocumentLibraryForm</Edit>
+  <New>DocumentLibraryForm</New>
+</FormTemplates>
 </file>
 
 <file path=customXml/item3.xml><?xml version="1.0" encoding="utf-8"?>
@@ -3019,21 +3005,27 @@
 </file>
 
 <file path=customXml/itemProps1.xml><?xml version="1.0" encoding="utf-8"?>
-<ds:datastoreItem xmlns:ds="http://schemas.openxmlformats.org/officeDocument/2006/customXml" ds:itemID="{59E09985-C6E0-4998-B5D9-D46664F96944}">
+<ds:datastoreItem xmlns:ds="http://schemas.openxmlformats.org/officeDocument/2006/customXml" ds:itemID="{209EB18F-AEF7-41CD-8836-32C9B799B31F}">
   <ds:schemaRefs>
-    <ds:schemaRef ds:uri="http://schemas.microsoft.com/sharepoint/v3/contenttype/forms"/>
+    <ds:schemaRef ds:uri="http://schemas.openxmlformats.org/package/2006/metadata/core-properties"/>
+    <ds:schemaRef ds:uri="http://purl.org/dc/terms/"/>
+    <ds:schemaRef ds:uri="http://schemas.microsoft.com/office/infopath/2007/PartnerControls"/>
+    <ds:schemaRef ds:uri="http://schemas.microsoft.com/office/2006/documentManagement/types"/>
+    <ds:schemaRef ds:uri="http://schemas.microsoft.com/office/2006/metadata/properties"/>
+    <ds:schemaRef ds:uri="http://purl.org/dc/elements/1.1/"/>
+    <ds:schemaRef ds:uri="http://schemas.microsoft.com/sharepoint/v3"/>
+    <ds:schemaRef ds:uri="1f707338-ea0f-4fe5-baee-59b996692b22"/>
+    <ds:schemaRef ds:uri="http://purl.org/dc/dcmitype/"/>
+    <ds:schemaRef ds:uri="0feec74c-ecc7-44c3-9c64-3623cf89ed41"/>
+    <ds:schemaRef ds:uri="http://www.w3.org/XML/1998/namespace"/>
   </ds:schemaRefs>
 </ds:datastoreItem>
 </file>
 
 <file path=customXml/itemProps2.xml><?xml version="1.0" encoding="utf-8"?>
-<ds:datastoreItem xmlns:ds="http://schemas.openxmlformats.org/officeDocument/2006/customXml" ds:itemID="{209EB18F-AEF7-41CD-8836-32C9B799B31F}">
+<ds:datastoreItem xmlns:ds="http://schemas.openxmlformats.org/officeDocument/2006/customXml" ds:itemID="{59E09985-C6E0-4998-B5D9-D46664F96944}">
   <ds:schemaRefs>
-    <ds:schemaRef ds:uri="http://schemas.microsoft.com/office/2006/metadata/properties"/>
-    <ds:schemaRef ds:uri="http://schemas.microsoft.com/office/infopath/2007/PartnerControls"/>
-    <ds:schemaRef ds:uri="http://schemas.microsoft.com/sharepoint/v3"/>
-    <ds:schemaRef ds:uri="1f707338-ea0f-4fe5-baee-59b996692b22"/>
-    <ds:schemaRef ds:uri="0feec74c-ecc7-44c3-9c64-3623cf89ed41"/>
+    <ds:schemaRef ds:uri="http://schemas.microsoft.com/sharepoint/v3/contenttype/forms"/>
   </ds:schemaRefs>
 </ds:datastoreItem>
 </file>
